--- a/preview/docxs/46-first-resume.docx
+++ b/preview/docxs/46-first-resume.docx
@@ -508,7 +508,7 @@
         </w:rPr>
         <w:t xml:space="preserve">Demo: </w:t>
       </w:r>
-      <w:hyperlink w:history="1" r:id="rIdmpeoy7pmor_ib5vm8zl8z">
+      <w:hyperlink w:history="1" r:id="rIdzgrscjdxjrtqchnyuinn7">
         <w:r>
           <w:rPr>
             <w:color w:val="0d9488"/>
@@ -536,7 +536,7 @@
         </w:rPr>
         <w:t xml:space="preserve">Code: </w:t>
       </w:r>
-      <w:hyperlink w:history="1" r:id="rIdlf0rq1rortdbjzlorpq7z">
+      <w:hyperlink w:history="1" r:id="rIdjoj-wqz3fxsndx2cqyrhb">
         <w:r>
           <w:rPr>
             <w:color w:val="0d9488"/>
@@ -626,7 +626,7 @@
         </w:rPr>
         <w:t xml:space="preserve">Demo: </w:t>
       </w:r>
-      <w:hyperlink w:history="1" r:id="rIdp6q57go4kip_mgv8rnm5r">
+      <w:hyperlink w:history="1" r:id="rIdn2popvxuskk9qxjwotdb2">
         <w:r>
           <w:rPr>
             <w:color w:val="0d9488"/>
@@ -1060,7 +1060,7 @@
         </w:rPr>
         <w:t xml:space="preserve">Portfolio: </w:t>
       </w:r>
-      <w:hyperlink w:history="1" r:id="rId7ncc9rvbarzu_rf4kcwq1">
+      <w:hyperlink w:history="1" r:id="rIdp7fsvropi1ffnbnhv7ei8">
         <w:r>
           <w:rPr>
             <w:color w:val="0d9488"/>
